--- a/disst/dt_docs/10_APPENDICES.docx
+++ b/disst/dt_docs/10_APPENDICES.docx
@@ -18,46 +18,6 @@
     </w:p>
     <w:p>
       <w:pPr>
-        <w:spacing w:before="160" w:after="80" w:line="360" w:lineRule="auto"/>
-      </w:pPr>
-      <w:r>
-        <w:rPr>
-          <w:rFonts w:ascii="Times New Roman" w:hAnsi="Times New Roman"/>
-          <w:b/>
-          <w:i w:val="0"/>
-          <w:sz w:val="24"/>
-        </w:rPr>
-        <w:t>Reference: DISSERTATION_FORMATTING.md</w:t>
-      </w:r>
-    </w:p>
-    <w:p>
-      <w:pPr>
-        <w:spacing w:before="40" w:after="40" w:line="360" w:lineRule="auto"/>
-      </w:pPr>
-      <w:r>
-        <w:rPr>
-          <w:rFonts w:ascii="Times New Roman" w:hAnsi="Times New Roman"/>
-          <w:i/>
-          <w:color w:val="505050"/>
-          <w:sz w:val="22"/>
-        </w:rPr>
-        <w:t>Note: Appendices continue the Arabic page numbering from the References section.</w:t>
-      </w:r>
-    </w:p>
-    <w:p>
-      <w:pPr>
-        <w:spacing w:before="80" w:after="80" w:line="360" w:lineRule="auto"/>
-      </w:pPr>
-      <w:r>
-        <w:rPr>
-          <w:color w:val="B4B4B4"/>
-          <w:sz w:val="20"/>
-        </w:rPr>
-        <w:t>------------------------------------------------------------</w:t>
-      </w:r>
-    </w:p>
-    <w:p>
-      <w:pPr>
         <w:spacing w:before="240" w:after="80" w:line="360" w:lineRule="auto"/>
       </w:pPr>
       <w:r>
@@ -68,18 +28,6 @@
           <w:sz w:val="28"/>
         </w:rPr>
         <w:t>APPENDICES</w:t>
-      </w:r>
-    </w:p>
-    <w:p>
-      <w:pPr>
-        <w:spacing w:before="80" w:after="80" w:line="360" w:lineRule="auto"/>
-      </w:pPr>
-      <w:r>
-        <w:rPr>
-          <w:color w:val="B4B4B4"/>
-          <w:sz w:val="20"/>
-        </w:rPr>
-        <w:t>------------------------------------------------------------</w:t>
       </w:r>
     </w:p>
     <w:p>
@@ -121,7 +69,7 @@
           <w:i w:val="0"/>
           <w:sz w:val="24"/>
         </w:rPr>
-        <w:t>[INSERT Figure A.1 here — file: imgs/fig_3_1_architecture.png — Caption: Figure A.1: Complete FINQUANT-NEXUS System Architecture showing data flow from Yahoo Finance and news sources through the ML pipeline to the React dashboard. High-resolution version rendered from DIAGRAMS_MERMAID.md using Mermaid.live.]</w:t>
+        <w:t>[INSERT Figure A.1 here — file: imgs/fig₃₁_architecture.png — Caption: Figure A.1: Complete FINQUANT-NEXUS System Architecture showing data flow from Yahoo Finance and news sources through the ML pipeline to the React dashboard. High-resolution version rendered from DIAGRAMS_MERMAID.md using Mermaid.live.]</w:t>
       </w:r>
     </w:p>
     <w:p>
@@ -135,7 +83,7 @@
           <w:i w:val="0"/>
           <w:sz w:val="24"/>
         </w:rPr>
-        <w:t>The architecture diagram covers the following components in sequence:</w:t>
+        <w:t>The architecture diagram covers the following components in sequence.</w:t>
       </w:r>
     </w:p>
     <w:p>
@@ -400,18 +348,6 @@
           <w:sz w:val="24"/>
         </w:rPr>
         <w:t xml:space="preserve"> FastAPI REST backend, React 19 dashboard with eight interactive tabs</w:t>
-      </w:r>
-    </w:p>
-    <w:p>
-      <w:pPr>
-        <w:spacing w:before="80" w:after="80" w:line="360" w:lineRule="auto"/>
-      </w:pPr>
-      <w:r>
-        <w:rPr>
-          <w:color w:val="B4B4B4"/>
-          <w:sz w:val="20"/>
-        </w:rPr>
-        <w:t>------------------------------------------------------------</w:t>
       </w:r>
     </w:p>
     <w:p>
@@ -799,19 +735,7 @@
           <w:color w:val="505050"/>
           <w:sz w:val="22"/>
         </w:rPr>
-        <w:t>Note: The NAS (nas) and Quantum (quantum) sections of the configuration file exist in the broader codebase but are outside the scope of this dissertation. They have been omitted from the listing above. All values used in Chapter 3 and Chapter 4 are directly traceable to the sections above.</w:t>
-      </w:r>
-    </w:p>
-    <w:p>
-      <w:pPr>
-        <w:spacing w:before="80" w:after="80" w:line="360" w:lineRule="auto"/>
-      </w:pPr>
-      <w:r>
-        <w:rPr>
-          <w:color w:val="B4B4B4"/>
-          <w:sz w:val="20"/>
-        </w:rPr>
-        <w:t>------------------------------------------------------------</w:t>
+        <w:t>Note: All values used in Chapter 3 and Chapter 4 are directly traceable to the sections above.</w:t>
       </w:r>
     </w:p>
     <w:p>
@@ -2947,19 +2871,7 @@
           <w:i w:val="0"/>
           <w:sz w:val="24"/>
         </w:rPr>
-        <w:t>All endpoints return HTTP 200 with JSON on success. Standard HTTP error codes (400, 404, 500) are returned on failure with a JSON error message body. GET and POST endpoints share the same error handling convention. CORS is configured for http://localhost:3000 to allow the React dashboard to communicate with the backend running on port 8000. Endpoints marked POST accept a JSON request body; parameter schemas are defined in the Swagger documentation at /docs.</w:t>
-      </w:r>
-    </w:p>
-    <w:p>
-      <w:pPr>
-        <w:spacing w:before="80" w:after="80" w:line="360" w:lineRule="auto"/>
-      </w:pPr>
-      <w:r>
-        <w:rPr>
-          <w:color w:val="B4B4B4"/>
-          <w:sz w:val="20"/>
-        </w:rPr>
-        <w:t>------------------------------------------------------------</w:t>
+        <w:t>All endpoints return HTTP 200 with JSON on success. Standard HTTP error codes (400, 404, 500) are returned on failure with a JSON error message body. GET and POST endpoints share the same error handling convention. CORS is configured for http://localhost:3000 to allow the React dashboard to communicate with the backend running on port 8000. Endpoints marked POST accept a JSON request body, and parameter schemas are defined in the Swagger documentation at /docs.</w:t>
       </w:r>
     </w:p>
     <w:p>
@@ -4033,88 +3945,6 @@
                 <w:i w:val="0"/>
                 <w:sz w:val="22"/>
               </w:rPr>
-              <w:t>12</w:t>
-            </w:r>
-          </w:p>
-        </w:tc>
-        <w:tc>
-          <w:tcPr>
-            <w:tcW w:type="dxa" w:w="2078"/>
-          </w:tcPr>
-          <w:p>
-            <w:pPr>
-              <w:spacing w:before="40" w:after="40"/>
-            </w:pPr>
-            <w:r/>
-            <w:r>
-              <w:rPr>
-                <w:rFonts w:ascii="Times New Roman" w:hAnsi="Times New Roman"/>
-                <w:b w:val="0"/>
-                <w:i w:val="0"/>
-                <w:sz w:val="22"/>
-              </w:rPr>
-              <w:t>NAS/Quantum</w:t>
-            </w:r>
-          </w:p>
-        </w:tc>
-        <w:tc>
-          <w:tcPr>
-            <w:tcW w:type="dxa" w:w="2078"/>
-          </w:tcPr>
-          <w:p>
-            <w:pPr>
-              <w:spacing w:before="40" w:after="40"/>
-            </w:pPr>
-            <w:r/>
-            <w:r>
-              <w:rPr>
-                <w:rFonts w:ascii="Times New Roman" w:hAnsi="Times New Roman"/>
-                <w:b w:val="0"/>
-                <w:i w:val="0"/>
-                <w:sz w:val="22"/>
-              </w:rPr>
-              <w:t>Modules outside dissertation scope</w:t>
-            </w:r>
-          </w:p>
-        </w:tc>
-        <w:tc>
-          <w:tcPr>
-            <w:tcW w:type="dxa" w:w="2078"/>
-          </w:tcPr>
-          <w:p>
-            <w:pPr>
-              <w:spacing w:before="40" w:after="40"/>
-            </w:pPr>
-            <w:r/>
-            <w:r>
-              <w:rPr>
-                <w:rFonts w:ascii="Times New Roman" w:hAnsi="Times New Roman"/>
-                <w:b w:val="0"/>
-                <w:i w:val="0"/>
-                <w:sz w:val="22"/>
-              </w:rPr>
-              <w:t>1 SKIPPED</w:t>
-            </w:r>
-          </w:p>
-        </w:tc>
-      </w:tr>
-      <w:tr>
-        <w:tc>
-          <w:tcPr>
-            <w:tcW w:type="dxa" w:w="2078"/>
-          </w:tcPr>
-          <w:p>
-            <w:pPr>
-              <w:spacing w:before="40" w:after="40"/>
-            </w:pPr>
-            <w:r/>
-            <w:r>
-              <w:rPr>
-                <w:rFonts w:ascii="Times New Roman" w:hAnsi="Times New Roman"/>
-                <w:b w:val="0"/>
-                <w:i w:val="0"/>
-                <w:sz w:val="22"/>
-              </w:rPr>
             </w:r>
           </w:p>
         </w:tc>
@@ -4197,7 +4027,7 @@
                 <w:i w:val="0"/>
                 <w:sz w:val="22"/>
               </w:rPr>
-              <w:t>244 passed, 1 failed, 1 skipped (246 total)</w:t>
+              <w:t>244 passed, 1 failed (245 total)</w:t>
             </w:r>
             <w:r>
               <w:rPr>
@@ -4224,20 +4054,6 @@
           <w:sz w:val="22"/>
         </w:rPr>
         <w:t>*The single failing test (test_phase0.py) checks the risk-free rate configuration value. The test expects 0.07 but the active configuration has 0.05. This is an outdated test assertion, not a functional bug. All calculations in the dissertation use the correct value of 0.05 as defined in configs/base.yaml.</w:t>
-      </w:r>
-    </w:p>
-    <w:p>
-      <w:pPr>
-        <w:spacing w:before="40" w:after="40" w:line="360" w:lineRule="auto"/>
-      </w:pPr>
-      <w:r>
-        <w:rPr>
-          <w:rFonts w:ascii="Times New Roman" w:hAnsi="Times New Roman"/>
-          <w:i/>
-          <w:color w:val="505050"/>
-          <w:sz w:val="22"/>
-        </w:rPr>
-        <w:t>The skipped test covers the NAS and Quantum modules which are explicitly outside the scope of this dissertation. The skip decorator includes a reason string referencing Section 1.5 of the dissertation.</w:t>
       </w:r>
     </w:p>
     <w:p>
@@ -4283,18 +4099,6 @@
         <w:t>cd fqn1</w:t>
         <w:br/>
         <w:t>pytest tests/ -v --tb=short</w:t>
-      </w:r>
-    </w:p>
-    <w:p>
-      <w:pPr>
-        <w:spacing w:before="80" w:after="80" w:line="360" w:lineRule="auto"/>
-      </w:pPr>
-      <w:r>
-        <w:rPr>
-          <w:color w:val="B4B4B4"/>
-          <w:sz w:val="20"/>
-        </w:rPr>
-        <w:t>------------------------------------------------------------</w:t>
       </w:r>
     </w:p>
     <w:p>
@@ -5919,78 +5723,6 @@
       </w:tr>
     </w:tbl>
     <w:p/>
-    <w:p>
-      <w:pPr>
-        <w:spacing w:before="80" w:after="80" w:line="360" w:lineRule="auto"/>
-      </w:pPr>
-      <w:r>
-        <w:rPr>
-          <w:color w:val="B4B4B4"/>
-          <w:sz w:val="20"/>
-        </w:rPr>
-        <w:t>------------------------------------------------------------</w:t>
-      </w:r>
-    </w:p>
-    <w:p>
-      <w:pPr>
-        <w:spacing w:before="0" w:after="120" w:line="360" w:lineRule="auto"/>
-      </w:pPr>
-      <w:r>
-        <w:rPr>
-          <w:rFonts w:ascii="Times New Roman" w:hAnsi="Times New Roman"/>
-          <w:b w:val="0"/>
-          <w:i w:val="0"/>
-          <w:sz w:val="24"/>
-        </w:rPr>
-      </w:r>
-      <w:r>
-        <w:rPr>
-          <w:rFonts w:ascii="Times New Roman" w:hAnsi="Times New Roman"/>
-          <w:b w:val="0"/>
-          <w:i/>
-          <w:sz w:val="24"/>
-        </w:rPr>
-        <w:t>Reference: DISSERTATION_FORMATTING.md</w:t>
-      </w:r>
-      <w:r>
-        <w:rPr>
-          <w:rFonts w:ascii="Times New Roman" w:hAnsi="Times New Roman"/>
-          <w:b w:val="0"/>
-          <w:i w:val="0"/>
-          <w:sz w:val="24"/>
-        </w:rPr>
-      </w:r>
-    </w:p>
-    <w:p>
-      <w:pPr>
-        <w:spacing w:before="0" w:after="120" w:line="360" w:lineRule="auto"/>
-      </w:pPr>
-      <w:r>
-        <w:rPr>
-          <w:rFonts w:ascii="Times New Roman" w:hAnsi="Times New Roman"/>
-          <w:b w:val="0"/>
-          <w:i w:val="0"/>
-          <w:sz w:val="24"/>
-        </w:rPr>
-      </w:r>
-      <w:r>
-        <w:rPr>
-          <w:rFonts w:ascii="Times New Roman" w:hAnsi="Times New Roman"/>
-          <w:b w:val="0"/>
-          <w:i/>
-          <w:sz w:val="24"/>
-        </w:rPr>
-        <w:t>Last updated: 2026-04-30</w:t>
-      </w:r>
-      <w:r>
-        <w:rPr>
-          <w:rFonts w:ascii="Times New Roman" w:hAnsi="Times New Roman"/>
-          <w:b w:val="0"/>
-          <w:i w:val="0"/>
-          <w:sz w:val="24"/>
-        </w:rPr>
-      </w:r>
-    </w:p>
     <w:sectPr>
       <w:pgSz w:w="11906" w:h="16838"/>
       <w:pgMar w:top="1440" w:right="1440" w:bottom="1440" w:left="2154" w:header="720" w:footer="720" w:gutter="0"/>

--- a/disst/dt_docs/10_APPENDICES.docx
+++ b/disst/dt_docs/10_APPENDICES.docx
@@ -395,7 +395,7 @@
         <w:br/>
         <w:t>seed: 42</w:t>
         <w:br/>
-        <w:t>device: 'cuda'</w:t>
+        <w:t>device: 'cuda'             # configured target; falls back to CPU on the CPU-only PyTorch build used in this work</w:t>
         <w:br/>
         <w:t>fp16: true</w:t>
         <w:br/>
@@ -3103,7 +3103,7 @@
                 <w:i w:val="0"/>
                 <w:sz w:val="22"/>
               </w:rPr>
-              <w:t>1 FAILED*</w:t>
+              <w:t>PASS</w:t>
             </w:r>
           </w:p>
         </w:tc>
@@ -4027,7 +4027,7 @@
                 <w:i w:val="0"/>
                 <w:sz w:val="22"/>
               </w:rPr>
-              <w:t>244 passed, 1 failed (245 total)</w:t>
+              <w:t>245 passed, 0 failed (245 total)</w:t>
             </w:r>
             <w:r>
               <w:rPr>
@@ -4053,7 +4053,7 @@
           <w:color w:val="505050"/>
           <w:sz w:val="22"/>
         </w:rPr>
-        <w:t>*The single failing test (test_phase0.py) checks the risk-free rate configuration value. The test expects 0.07 but the active configuration has 0.05. This is an outdated test assertion, not a functional bug. All calculations in the dissertation use the correct value of 0.05 as defined in configs/base.yaml.</w:t>
+        <w:t>Two assertions in test_phase0.py initially carried outdated values (0.07 for risk-free rate, 0.20 for max position) from an earlier configuration. After updating these to 0.05 and 0.12 respectively to match the active configs/base.yaml, the full suite passed cleanly. All calculations in the dissertation use 0.05 for the risk-free rate and 0.12 for the maximum single-stock position.</w:t>
       </w:r>
     </w:p>
     <w:p>
